--- a/day08/Professional Portfolio word2.docx
+++ b/day08/Professional Portfolio word2.docx
@@ -7236,10 +7236,20 @@
           <w:szCs w:val="28"/>
           <w:lang w:eastAsia="en-GB"/>
         </w:rPr>
-        <w:t xml:space="preserve"> for portpolio</w:t>
-      </w:r>
-      <w:bookmarkStart w:id="0" w:name="_GoBack"/>
-      <w:bookmarkEnd w:id="0"/>
+        <w:t xml:space="preserve"> for </w:t>
+      </w:r>
+      <w:proofErr w:type="spellStart"/>
+      <w:r>
+        <w:rPr>
+          <w:rFonts w:ascii="Arial" w:eastAsia="Times New Roman" w:hAnsi="Arial" w:cs="Arial"/>
+          <w:color w:val="4472C4" w:themeColor="accent1"/>
+          <w:sz w:val="28"/>
+          <w:szCs w:val="28"/>
+          <w:lang w:eastAsia="en-GB"/>
+        </w:rPr>
+        <w:t>portpolio</w:t>
+      </w:r>
+      <w:proofErr w:type="spellEnd"/>
     </w:p>
     <w:p>
       <w:pPr>
@@ -7421,6 +7431,883 @@
         </w:rPr>
       </w:pPr>
     </w:p>
+    <w:p>
+      <w:pPr>
+        <w:rPr>
+          <w:rFonts w:ascii="Arial" w:hAnsi="Arial" w:cs="Arial"/>
+          <w:sz w:val="28"/>
+          <w:szCs w:val="28"/>
+        </w:rPr>
+      </w:pPr>
+    </w:p>
+    <w:p>
+      <w:pPr>
+        <w:rPr>
+          <w:rFonts w:ascii="Arial" w:hAnsi="Arial" w:cs="Arial"/>
+          <w:sz w:val="28"/>
+          <w:szCs w:val="28"/>
+        </w:rPr>
+      </w:pPr>
+    </w:p>
+    <w:p>
+      <w:pPr>
+        <w:rPr>
+          <w:rFonts w:ascii="Arial" w:hAnsi="Arial" w:cs="Arial"/>
+          <w:sz w:val="28"/>
+          <w:szCs w:val="28"/>
+        </w:rPr>
+      </w:pPr>
+    </w:p>
+    <w:p>
+      <w:pPr>
+        <w:rPr>
+          <w:rFonts w:ascii="Arial" w:hAnsi="Arial" w:cs="Arial"/>
+          <w:sz w:val="28"/>
+          <w:szCs w:val="28"/>
+        </w:rPr>
+      </w:pPr>
+    </w:p>
+    <w:p>
+      <w:pPr>
+        <w:rPr>
+          <w:rFonts w:ascii="Arial" w:hAnsi="Arial" w:cs="Arial"/>
+          <w:sz w:val="28"/>
+          <w:szCs w:val="28"/>
+        </w:rPr>
+      </w:pPr>
+    </w:p>
+    <w:p>
+      <w:pPr>
+        <w:rPr>
+          <w:rFonts w:ascii="Arial" w:hAnsi="Arial" w:cs="Arial"/>
+          <w:sz w:val="28"/>
+          <w:szCs w:val="28"/>
+        </w:rPr>
+      </w:pPr>
+      <w:r>
+        <w:rPr>
+          <w:rFonts w:ascii="Arial" w:hAnsi="Arial" w:cs="Arial"/>
+          <w:sz w:val="28"/>
+          <w:szCs w:val="28"/>
+        </w:rPr>
+        <w:t>Day 10</w:t>
+      </w:r>
+    </w:p>
+    <w:p>
+      <w:pPr>
+        <w:pStyle w:val="NormalWeb"/>
+        <w:rPr>
+          <w:rFonts w:ascii="Arial" w:hAnsi="Arial" w:cs="Arial"/>
+        </w:rPr>
+      </w:pPr>
+      <w:r>
+        <w:rPr>
+          <w:rFonts w:ascii="Arial" w:hAnsi="Arial" w:cs="Arial"/>
+        </w:rPr>
+        <w:t xml:space="preserve">Today marked the tenth day of development for my professional portfolio website. Following the completion of the main content sections, my focus for Day 10 was the design and implementation of the </w:t>
+      </w:r>
+      <w:r>
+        <w:rPr>
+          <w:rFonts w:ascii="Arial" w:hAnsi="Arial" w:cs="Arial"/>
+          <w:b/>
+          <w:bCs/>
+        </w:rPr>
+        <w:t>Footer section</w:t>
+      </w:r>
+      <w:r>
+        <w:rPr>
+          <w:rFonts w:ascii="Arial" w:hAnsi="Arial" w:cs="Arial"/>
+        </w:rPr>
+        <w:t>.</w:t>
+      </w:r>
+    </w:p>
+    <w:p>
+      <w:pPr>
+        <w:pStyle w:val="NormalWeb"/>
+        <w:rPr>
+          <w:rFonts w:ascii="Arial" w:hAnsi="Arial" w:cs="Arial"/>
+        </w:rPr>
+      </w:pPr>
+      <w:r>
+        <w:rPr>
+          <w:rFonts w:ascii="Arial" w:hAnsi="Arial" w:cs="Arial"/>
+        </w:rPr>
+        <w:t>The goal was to create a clean, modern, and functional site closure that reinforces my personal brand, provides fast navigation shortcuts, displays my social connections, and includes a handy back-to-top feature. The footer is now fully built and integrated into the website's dark theme.</w:t>
+      </w:r>
+    </w:p>
+    <w:p>
+      <w:pPr>
+        <w:pStyle w:val="Heading4"/>
+        <w:rPr>
+          <w:rFonts w:ascii="Arial" w:hAnsi="Arial" w:cs="Arial"/>
+        </w:rPr>
+      </w:pPr>
+      <w:r>
+        <w:rPr>
+          <w:rFonts w:ascii="Arial" w:hAnsi="Arial" w:cs="Arial"/>
+        </w:rPr>
+        <w:t>2</w:t>
+      </w:r>
+      <w:r>
+        <w:rPr>
+          <w:rFonts w:ascii="Arial" w:hAnsi="Arial" w:cs="Arial"/>
+          <w:color w:val="4472C4" w:themeColor="accent1"/>
+        </w:rPr>
+        <w:t>. Implementation Phase: The Footer Section</w:t>
+      </w:r>
+      <w:bookmarkStart w:id="0" w:name="_GoBack"/>
+      <w:bookmarkEnd w:id="0"/>
+    </w:p>
+    <w:p>
+      <w:pPr>
+        <w:pStyle w:val="NormalWeb"/>
+        <w:rPr>
+          <w:rFonts w:ascii="Arial" w:hAnsi="Arial" w:cs="Arial"/>
+        </w:rPr>
+      </w:pPr>
+      <w:r>
+        <w:rPr>
+          <w:rFonts w:ascii="Arial" w:hAnsi="Arial" w:cs="Arial"/>
+        </w:rPr>
+        <w:t>I structured and styled the footer using a modern multi-column layout divided into three main content areas:</w:t>
+      </w:r>
+    </w:p>
+    <w:p>
+      <w:pPr>
+        <w:pStyle w:val="NormalWeb"/>
+        <w:numPr>
+          <w:ilvl w:val="0"/>
+          <w:numId w:val="22"/>
+        </w:numPr>
+        <w:rPr>
+          <w:rFonts w:ascii="Arial" w:hAnsi="Arial" w:cs="Arial"/>
+        </w:rPr>
+      </w:pPr>
+      <w:r>
+        <w:rPr>
+          <w:rFonts w:ascii="Arial" w:hAnsi="Arial" w:cs="Arial"/>
+          <w:b/>
+          <w:bCs/>
+        </w:rPr>
+        <w:t>Brand &amp; Personal Bio Column:</w:t>
+      </w:r>
+    </w:p>
+    <w:p>
+      <w:pPr>
+        <w:pStyle w:val="NormalWeb"/>
+        <w:numPr>
+          <w:ilvl w:val="1"/>
+          <w:numId w:val="22"/>
+        </w:numPr>
+        <w:rPr>
+          <w:rFonts w:ascii="Arial" w:hAnsi="Arial" w:cs="Arial"/>
+        </w:rPr>
+      </w:pPr>
+      <w:r>
+        <w:rPr>
+          <w:rFonts w:ascii="Arial" w:hAnsi="Arial" w:cs="Arial"/>
+        </w:rPr>
+        <w:t xml:space="preserve">Displays my personal logo </w:t>
+      </w:r>
+      <w:r>
+        <w:rPr>
+          <w:rFonts w:ascii="Arial" w:hAnsi="Arial" w:cs="Arial"/>
+          <w:b/>
+          <w:bCs/>
+        </w:rPr>
+        <w:t>"Tharuka."</w:t>
+      </w:r>
+      <w:r>
+        <w:rPr>
+          <w:rFonts w:ascii="Arial" w:hAnsi="Arial" w:cs="Arial"/>
+        </w:rPr>
+        <w:t xml:space="preserve"> with the signature cyan blue accent </w:t>
+      </w:r>
+      <w:proofErr w:type="spellStart"/>
+      <w:r>
+        <w:rPr>
+          <w:rFonts w:ascii="Arial" w:hAnsi="Arial" w:cs="Arial"/>
+        </w:rPr>
+        <w:t>color</w:t>
+      </w:r>
+      <w:proofErr w:type="spellEnd"/>
+      <w:r>
+        <w:rPr>
+          <w:rFonts w:ascii="Arial" w:hAnsi="Arial" w:cs="Arial"/>
+        </w:rPr>
+        <w:t>.</w:t>
+      </w:r>
+    </w:p>
+    <w:p>
+      <w:pPr>
+        <w:pStyle w:val="NormalWeb"/>
+        <w:numPr>
+          <w:ilvl w:val="1"/>
+          <w:numId w:val="22"/>
+        </w:numPr>
+        <w:rPr>
+          <w:rFonts w:ascii="Arial" w:hAnsi="Arial" w:cs="Arial"/>
+        </w:rPr>
+      </w:pPr>
+      <w:r>
+        <w:rPr>
+          <w:rFonts w:ascii="Arial" w:hAnsi="Arial" w:cs="Arial"/>
+        </w:rPr>
+        <w:t xml:space="preserve">Features a concise tagline: </w:t>
+      </w:r>
+      <w:r>
+        <w:rPr>
+          <w:rFonts w:ascii="Arial" w:hAnsi="Arial" w:cs="Arial"/>
+          <w:i/>
+          <w:iCs/>
+        </w:rPr>
+        <w:t>"ICT undergraduate crafting clean code and thoughtful design — one project at a time."</w:t>
+      </w:r>
+    </w:p>
+    <w:p>
+      <w:pPr>
+        <w:pStyle w:val="NormalWeb"/>
+        <w:numPr>
+          <w:ilvl w:val="0"/>
+          <w:numId w:val="22"/>
+        </w:numPr>
+        <w:rPr>
+          <w:rFonts w:ascii="Arial" w:hAnsi="Arial" w:cs="Arial"/>
+        </w:rPr>
+      </w:pPr>
+      <w:r>
+        <w:rPr>
+          <w:rFonts w:ascii="Arial" w:hAnsi="Arial" w:cs="Arial"/>
+          <w:b/>
+          <w:bCs/>
+        </w:rPr>
+        <w:t>Quick Links Navigation Column:</w:t>
+      </w:r>
+    </w:p>
+    <w:p>
+      <w:pPr>
+        <w:pStyle w:val="NormalWeb"/>
+        <w:numPr>
+          <w:ilvl w:val="1"/>
+          <w:numId w:val="22"/>
+        </w:numPr>
+        <w:rPr>
+          <w:rFonts w:ascii="Arial" w:hAnsi="Arial" w:cs="Arial"/>
+        </w:rPr>
+      </w:pPr>
+      <w:r>
+        <w:rPr>
+          <w:rFonts w:ascii="Arial" w:hAnsi="Arial" w:cs="Arial"/>
+        </w:rPr>
+        <w:t xml:space="preserve">Features a vertical menu under the header </w:t>
+      </w:r>
+      <w:r>
+        <w:rPr>
+          <w:rFonts w:ascii="Arial" w:hAnsi="Arial" w:cs="Arial"/>
+          <w:b/>
+          <w:bCs/>
+        </w:rPr>
+        <w:t>"QUICK LINKS"</w:t>
+      </w:r>
+      <w:r>
+        <w:rPr>
+          <w:rFonts w:ascii="Arial" w:hAnsi="Arial" w:cs="Arial"/>
+        </w:rPr>
+        <w:t>.</w:t>
+      </w:r>
+    </w:p>
+    <w:p>
+      <w:pPr>
+        <w:pStyle w:val="NormalWeb"/>
+        <w:numPr>
+          <w:ilvl w:val="1"/>
+          <w:numId w:val="22"/>
+        </w:numPr>
+        <w:rPr>
+          <w:rFonts w:ascii="Arial" w:hAnsi="Arial" w:cs="Arial"/>
+        </w:rPr>
+      </w:pPr>
+      <w:r>
+        <w:rPr>
+          <w:rFonts w:ascii="Arial" w:hAnsi="Arial" w:cs="Arial"/>
+        </w:rPr>
+        <w:t xml:space="preserve">Contains direct jump links to all major page sections: </w:t>
+      </w:r>
+      <w:r>
+        <w:rPr>
+          <w:rFonts w:ascii="Arial" w:hAnsi="Arial" w:cs="Arial"/>
+          <w:b/>
+          <w:bCs/>
+        </w:rPr>
+        <w:t>About</w:t>
+      </w:r>
+      <w:r>
+        <w:rPr>
+          <w:rFonts w:ascii="Arial" w:hAnsi="Arial" w:cs="Arial"/>
+        </w:rPr>
+        <w:t xml:space="preserve">, </w:t>
+      </w:r>
+      <w:r>
+        <w:rPr>
+          <w:rFonts w:ascii="Arial" w:hAnsi="Arial" w:cs="Arial"/>
+          <w:b/>
+          <w:bCs/>
+        </w:rPr>
+        <w:t>Skills</w:t>
+      </w:r>
+      <w:r>
+        <w:rPr>
+          <w:rFonts w:ascii="Arial" w:hAnsi="Arial" w:cs="Arial"/>
+        </w:rPr>
+        <w:t xml:space="preserve">, </w:t>
+      </w:r>
+      <w:r>
+        <w:rPr>
+          <w:rFonts w:ascii="Arial" w:hAnsi="Arial" w:cs="Arial"/>
+          <w:b/>
+          <w:bCs/>
+        </w:rPr>
+        <w:t>Projects</w:t>
+      </w:r>
+      <w:r>
+        <w:rPr>
+          <w:rFonts w:ascii="Arial" w:hAnsi="Arial" w:cs="Arial"/>
+        </w:rPr>
+        <w:t xml:space="preserve">, and </w:t>
+      </w:r>
+      <w:r>
+        <w:rPr>
+          <w:rFonts w:ascii="Arial" w:hAnsi="Arial" w:cs="Arial"/>
+          <w:b/>
+          <w:bCs/>
+        </w:rPr>
+        <w:t>Contact</w:t>
+      </w:r>
+      <w:r>
+        <w:rPr>
+          <w:rFonts w:ascii="Arial" w:hAnsi="Arial" w:cs="Arial"/>
+        </w:rPr>
+        <w:t>.</w:t>
+      </w:r>
+    </w:p>
+    <w:p>
+      <w:pPr>
+        <w:pStyle w:val="NormalWeb"/>
+        <w:numPr>
+          <w:ilvl w:val="0"/>
+          <w:numId w:val="22"/>
+        </w:numPr>
+        <w:rPr>
+          <w:rFonts w:ascii="Arial" w:hAnsi="Arial" w:cs="Arial"/>
+        </w:rPr>
+      </w:pPr>
+      <w:r>
+        <w:rPr>
+          <w:rFonts w:ascii="Arial" w:hAnsi="Arial" w:cs="Arial"/>
+          <w:b/>
+          <w:bCs/>
+        </w:rPr>
+        <w:t>Connect &amp; Social Icons Column:</w:t>
+      </w:r>
+    </w:p>
+    <w:p>
+      <w:pPr>
+        <w:pStyle w:val="NormalWeb"/>
+        <w:numPr>
+          <w:ilvl w:val="1"/>
+          <w:numId w:val="22"/>
+        </w:numPr>
+        <w:rPr>
+          <w:rFonts w:ascii="Arial" w:hAnsi="Arial" w:cs="Arial"/>
+        </w:rPr>
+      </w:pPr>
+      <w:r>
+        <w:rPr>
+          <w:rFonts w:ascii="Arial" w:hAnsi="Arial" w:cs="Arial"/>
+        </w:rPr>
+        <w:t xml:space="preserve">Grouped under the header </w:t>
+      </w:r>
+      <w:r>
+        <w:rPr>
+          <w:rFonts w:ascii="Arial" w:hAnsi="Arial" w:cs="Arial"/>
+          <w:b/>
+          <w:bCs/>
+        </w:rPr>
+        <w:t>"CONNECT"</w:t>
+      </w:r>
+      <w:r>
+        <w:rPr>
+          <w:rFonts w:ascii="Arial" w:hAnsi="Arial" w:cs="Arial"/>
+        </w:rPr>
+        <w:t>.</w:t>
+      </w:r>
+    </w:p>
+    <w:p>
+      <w:pPr>
+        <w:pStyle w:val="NormalWeb"/>
+        <w:numPr>
+          <w:ilvl w:val="1"/>
+          <w:numId w:val="22"/>
+        </w:numPr>
+        <w:rPr>
+          <w:rFonts w:ascii="Arial" w:hAnsi="Arial" w:cs="Arial"/>
+        </w:rPr>
+      </w:pPr>
+      <w:r>
+        <w:rPr>
+          <w:rFonts w:ascii="Arial" w:hAnsi="Arial" w:cs="Arial"/>
+        </w:rPr>
+        <w:lastRenderedPageBreak/>
+        <w:t xml:space="preserve">Includes sleek, circular icon buttons for </w:t>
+      </w:r>
+      <w:r>
+        <w:rPr>
+          <w:rFonts w:ascii="Arial" w:hAnsi="Arial" w:cs="Arial"/>
+          <w:b/>
+          <w:bCs/>
+        </w:rPr>
+        <w:t>Email</w:t>
+      </w:r>
+      <w:r>
+        <w:rPr>
+          <w:rFonts w:ascii="Arial" w:hAnsi="Arial" w:cs="Arial"/>
+        </w:rPr>
+        <w:t xml:space="preserve"> (envelope icon), </w:t>
+      </w:r>
+      <w:r>
+        <w:rPr>
+          <w:rFonts w:ascii="Arial" w:hAnsi="Arial" w:cs="Arial"/>
+          <w:b/>
+          <w:bCs/>
+        </w:rPr>
+        <w:t>LinkedIn</w:t>
+      </w:r>
+      <w:r>
+        <w:rPr>
+          <w:rFonts w:ascii="Arial" w:hAnsi="Arial" w:cs="Arial"/>
+        </w:rPr>
+        <w:t xml:space="preserve"> (</w:t>
+      </w:r>
+      <w:r>
+        <w:rPr>
+          <w:rStyle w:val="HTMLCode"/>
+          <w:rFonts w:ascii="Arial" w:hAnsi="Arial" w:cs="Arial"/>
+        </w:rPr>
+        <w:t>in</w:t>
+      </w:r>
+      <w:r>
+        <w:rPr>
+          <w:rFonts w:ascii="Arial" w:hAnsi="Arial" w:cs="Arial"/>
+        </w:rPr>
+        <w:t xml:space="preserve">), and </w:t>
+      </w:r>
+      <w:r>
+        <w:rPr>
+          <w:rFonts w:ascii="Arial" w:hAnsi="Arial" w:cs="Arial"/>
+          <w:b/>
+          <w:bCs/>
+        </w:rPr>
+        <w:t>GitHub</w:t>
+      </w:r>
+      <w:r>
+        <w:rPr>
+          <w:rFonts w:ascii="Arial" w:hAnsi="Arial" w:cs="Arial"/>
+        </w:rPr>
+        <w:t xml:space="preserve"> (</w:t>
+      </w:r>
+      <w:proofErr w:type="spellStart"/>
+      <w:r>
+        <w:rPr>
+          <w:rFonts w:ascii="Arial" w:hAnsi="Arial" w:cs="Arial"/>
+        </w:rPr>
+        <w:t>Octocat</w:t>
+      </w:r>
+      <w:proofErr w:type="spellEnd"/>
+      <w:r>
+        <w:rPr>
+          <w:rFonts w:ascii="Arial" w:hAnsi="Arial" w:cs="Arial"/>
+        </w:rPr>
+        <w:t xml:space="preserve"> logo) for instant recruiter access.</w:t>
+      </w:r>
+    </w:p>
+    <w:p>
+      <w:pPr>
+        <w:pStyle w:val="NormalWeb"/>
+        <w:numPr>
+          <w:ilvl w:val="0"/>
+          <w:numId w:val="22"/>
+        </w:numPr>
+        <w:rPr>
+          <w:rFonts w:ascii="Arial" w:hAnsi="Arial" w:cs="Arial"/>
+        </w:rPr>
+      </w:pPr>
+      <w:r>
+        <w:rPr>
+          <w:rFonts w:ascii="Arial" w:hAnsi="Arial" w:cs="Arial"/>
+          <w:b/>
+          <w:bCs/>
+        </w:rPr>
+        <w:t>Bottom Bar &amp; Sub-Footer:</w:t>
+      </w:r>
+    </w:p>
+    <w:p>
+      <w:pPr>
+        <w:pStyle w:val="NormalWeb"/>
+        <w:numPr>
+          <w:ilvl w:val="1"/>
+          <w:numId w:val="22"/>
+        </w:numPr>
+        <w:rPr>
+          <w:rFonts w:ascii="Arial" w:hAnsi="Arial" w:cs="Arial"/>
+        </w:rPr>
+      </w:pPr>
+      <w:r>
+        <w:rPr>
+          <w:rFonts w:ascii="Arial" w:hAnsi="Arial" w:cs="Arial"/>
+        </w:rPr>
+        <w:t>Divided by a subtle horizontal line separator.</w:t>
+      </w:r>
+    </w:p>
+    <w:p>
+      <w:pPr>
+        <w:pStyle w:val="NormalWeb"/>
+        <w:numPr>
+          <w:ilvl w:val="1"/>
+          <w:numId w:val="22"/>
+        </w:numPr>
+        <w:rPr>
+          <w:rFonts w:ascii="Arial" w:hAnsi="Arial" w:cs="Arial"/>
+        </w:rPr>
+      </w:pPr>
+      <w:r>
+        <w:rPr>
+          <w:rFonts w:ascii="Arial" w:hAnsi="Arial" w:cs="Arial"/>
+        </w:rPr>
+        <w:t xml:space="preserve">Displays the official copyright notice: </w:t>
+      </w:r>
+      <w:r>
+        <w:rPr>
+          <w:rFonts w:ascii="Arial" w:hAnsi="Arial" w:cs="Arial"/>
+          <w:i/>
+          <w:iCs/>
+        </w:rPr>
+        <w:t xml:space="preserve">"© 2026 Tharuka </w:t>
+      </w:r>
+      <w:proofErr w:type="spellStart"/>
+      <w:r>
+        <w:rPr>
+          <w:rFonts w:ascii="Arial" w:hAnsi="Arial" w:cs="Arial"/>
+          <w:i/>
+          <w:iCs/>
+        </w:rPr>
+        <w:t>Tharidu</w:t>
+      </w:r>
+      <w:proofErr w:type="spellEnd"/>
+      <w:r>
+        <w:rPr>
+          <w:rFonts w:ascii="Arial" w:hAnsi="Arial" w:cs="Arial"/>
+          <w:i/>
+          <w:iCs/>
+        </w:rPr>
+        <w:t>. All rights reserved."</w:t>
+      </w:r>
+    </w:p>
+    <w:p>
+      <w:pPr>
+        <w:pStyle w:val="NormalWeb"/>
+        <w:numPr>
+          <w:ilvl w:val="0"/>
+          <w:numId w:val="22"/>
+        </w:numPr>
+        <w:rPr>
+          <w:rFonts w:ascii="Arial" w:hAnsi="Arial" w:cs="Arial"/>
+        </w:rPr>
+      </w:pPr>
+      <w:r>
+        <w:rPr>
+          <w:rFonts w:ascii="Arial" w:hAnsi="Arial" w:cs="Arial"/>
+          <w:b/>
+          <w:bCs/>
+        </w:rPr>
+        <w:t>Floating Back-to-Top Button:</w:t>
+      </w:r>
+    </w:p>
+    <w:p>
+      <w:pPr>
+        <w:pStyle w:val="NormalWeb"/>
+        <w:numPr>
+          <w:ilvl w:val="1"/>
+          <w:numId w:val="22"/>
+        </w:numPr>
+        <w:rPr>
+          <w:rFonts w:ascii="Arial" w:hAnsi="Arial" w:cs="Arial"/>
+        </w:rPr>
+      </w:pPr>
+      <w:r>
+        <w:rPr>
+          <w:rFonts w:ascii="Arial" w:hAnsi="Arial" w:cs="Arial"/>
+        </w:rPr>
+        <w:t>Added a circular floating button with an upward arrow (</w:t>
+      </w:r>
+      <w:r>
+        <w:rPr>
+          <w:rStyle w:val="HTMLCode"/>
+          <w:rFonts w:ascii="Arial" w:hAnsi="Arial" w:cs="Arial"/>
+        </w:rPr>
+        <w:t>↑</w:t>
+      </w:r>
+      <w:r>
+        <w:rPr>
+          <w:rFonts w:ascii="Arial" w:hAnsi="Arial" w:cs="Arial"/>
+        </w:rPr>
+        <w:t>) positioned at the bottom left of the screen, allowing users to smoothly scroll back to the top of the page with one click.</w:t>
+      </w:r>
+    </w:p>
+    <w:p>
+      <w:pPr>
+        <w:pStyle w:val="Heading4"/>
+        <w:rPr>
+          <w:rFonts w:ascii="Arial" w:hAnsi="Arial" w:cs="Arial"/>
+          <w:color w:val="4472C4" w:themeColor="accent1"/>
+        </w:rPr>
+      </w:pPr>
+      <w:r>
+        <w:rPr>
+          <w:rFonts w:ascii="Arial" w:hAnsi="Arial" w:cs="Arial"/>
+        </w:rPr>
+        <w:t xml:space="preserve">3. </w:t>
+      </w:r>
+      <w:r>
+        <w:rPr>
+          <w:rFonts w:ascii="Arial" w:hAnsi="Arial" w:cs="Arial"/>
+          <w:color w:val="4472C4" w:themeColor="accent1"/>
+        </w:rPr>
+        <w:t>Challenges &amp; How I Solved Them</w:t>
+      </w:r>
+    </w:p>
+    <w:p>
+      <w:pPr>
+        <w:pStyle w:val="Heading4"/>
+        <w:rPr>
+          <w:rFonts w:ascii="Arial" w:hAnsi="Arial" w:cs="Arial"/>
+        </w:rPr>
+      </w:pPr>
+      <w:r>
+        <w:rPr>
+          <w:rFonts w:ascii="Arial" w:hAnsi="Arial" w:cs="Arial"/>
+        </w:rPr>
+        <w:t>Challenge 1: Keeping Column Spacing Balanced Across Different Screen Sizes</w:t>
+      </w:r>
+    </w:p>
+    <w:p>
+      <w:pPr>
+        <w:pStyle w:val="NormalWeb"/>
+        <w:rPr>
+          <w:rFonts w:ascii="Arial" w:hAnsi="Arial" w:cs="Arial"/>
+        </w:rPr>
+      </w:pPr>
+      <w:r>
+        <w:rPr>
+          <w:rFonts w:ascii="Arial" w:hAnsi="Arial" w:cs="Arial"/>
+          <w:b/>
+          <w:bCs/>
+        </w:rPr>
+        <w:t>The Problem:</w:t>
+      </w:r>
+      <w:r>
+        <w:rPr>
+          <w:rFonts w:ascii="Arial" w:hAnsi="Arial" w:cs="Arial"/>
+        </w:rPr>
+        <w:t xml:space="preserve"> Aligning three distinct content columns (Brand, Quick Links, Connect) across wide desktop screens while ensuring they don't look cramped or misaligned on mobile screens.</w:t>
+      </w:r>
+    </w:p>
+    <w:p>
+      <w:pPr>
+        <w:pStyle w:val="NormalWeb"/>
+        <w:rPr>
+          <w:rFonts w:ascii="Arial" w:hAnsi="Arial" w:cs="Arial"/>
+        </w:rPr>
+      </w:pPr>
+      <w:r>
+        <w:rPr>
+          <w:rFonts w:ascii="Arial" w:hAnsi="Arial" w:cs="Arial"/>
+          <w:b/>
+          <w:bCs/>
+        </w:rPr>
+        <w:t>The Solution:</w:t>
+      </w:r>
+      <w:r>
+        <w:rPr>
+          <w:rFonts w:ascii="Arial" w:hAnsi="Arial" w:cs="Arial"/>
+        </w:rPr>
+        <w:t xml:space="preserve"> Used CSS Flexbox/Grid with </w:t>
+      </w:r>
+      <w:r>
+        <w:rPr>
+          <w:rStyle w:val="HTMLCode"/>
+          <w:rFonts w:ascii="Arial" w:hAnsi="Arial" w:cs="Arial"/>
+        </w:rPr>
+        <w:t>justify-content: space-between</w:t>
+      </w:r>
+      <w:r>
+        <w:rPr>
+          <w:rFonts w:ascii="Arial" w:hAnsi="Arial" w:cs="Arial"/>
+        </w:rPr>
+        <w:t xml:space="preserve"> and flex wrapping. On desktop, the items spread out evenly. On smaller screens, media queries allow the columns to stack vertically into a single column.</w:t>
+      </w:r>
+    </w:p>
+    <w:p>
+      <w:pPr>
+        <w:pStyle w:val="Heading4"/>
+        <w:rPr>
+          <w:rFonts w:ascii="Arial" w:hAnsi="Arial" w:cs="Arial"/>
+        </w:rPr>
+      </w:pPr>
+      <w:r>
+        <w:rPr>
+          <w:rFonts w:ascii="Arial" w:hAnsi="Arial" w:cs="Arial"/>
+        </w:rPr>
+        <w:t>Challenge 2: Styling Round Social Icon Buttons Cleanly</w:t>
+      </w:r>
+    </w:p>
+    <w:p>
+      <w:pPr>
+        <w:pStyle w:val="NormalWeb"/>
+        <w:rPr>
+          <w:rFonts w:ascii="Arial" w:hAnsi="Arial" w:cs="Arial"/>
+        </w:rPr>
+      </w:pPr>
+      <w:r>
+        <w:rPr>
+          <w:rFonts w:ascii="Arial" w:hAnsi="Arial" w:cs="Arial"/>
+          <w:b/>
+          <w:bCs/>
+        </w:rPr>
+        <w:t>The Problem:</w:t>
+      </w:r>
+      <w:r>
+        <w:rPr>
+          <w:rFonts w:ascii="Arial" w:hAnsi="Arial" w:cs="Arial"/>
+        </w:rPr>
+        <w:t xml:space="preserve"> Getting the social SVG icons </w:t>
+      </w:r>
+      <w:proofErr w:type="spellStart"/>
+      <w:r>
+        <w:rPr>
+          <w:rFonts w:ascii="Arial" w:hAnsi="Arial" w:cs="Arial"/>
+        </w:rPr>
+        <w:t>centered</w:t>
+      </w:r>
+      <w:proofErr w:type="spellEnd"/>
+      <w:r>
+        <w:rPr>
+          <w:rFonts w:ascii="Arial" w:hAnsi="Arial" w:cs="Arial"/>
+        </w:rPr>
+        <w:t xml:space="preserve"> perfectly inside dark circular buttons with clean hover states without distorting their shape.</w:t>
+      </w:r>
+    </w:p>
+    <w:p>
+      <w:pPr>
+        <w:pStyle w:val="NormalWeb"/>
+        <w:rPr>
+          <w:rFonts w:ascii="Arial" w:hAnsi="Arial" w:cs="Arial"/>
+        </w:rPr>
+      </w:pPr>
+      <w:r>
+        <w:rPr>
+          <w:rFonts w:ascii="Arial" w:hAnsi="Arial" w:cs="Arial"/>
+          <w:b/>
+          <w:bCs/>
+        </w:rPr>
+        <w:t>The Solution:</w:t>
+      </w:r>
+      <w:r>
+        <w:rPr>
+          <w:rFonts w:ascii="Arial" w:hAnsi="Arial" w:cs="Arial"/>
+        </w:rPr>
+        <w:t xml:space="preserve"> Applied </w:t>
+      </w:r>
+      <w:r>
+        <w:rPr>
+          <w:rStyle w:val="HTMLCode"/>
+          <w:rFonts w:ascii="Arial" w:hAnsi="Arial" w:cs="Arial"/>
+        </w:rPr>
+        <w:t>display: flex</w:t>
+      </w:r>
+      <w:r>
+        <w:rPr>
+          <w:rFonts w:ascii="Arial" w:hAnsi="Arial" w:cs="Arial"/>
+        </w:rPr>
+        <w:t xml:space="preserve">, </w:t>
+      </w:r>
+      <w:r>
+        <w:rPr>
+          <w:rStyle w:val="HTMLCode"/>
+          <w:rFonts w:ascii="Arial" w:hAnsi="Arial" w:cs="Arial"/>
+        </w:rPr>
+        <w:t xml:space="preserve">align-items: </w:t>
+      </w:r>
+      <w:proofErr w:type="spellStart"/>
+      <w:r>
+        <w:rPr>
+          <w:rStyle w:val="HTMLCode"/>
+          <w:rFonts w:ascii="Arial" w:hAnsi="Arial" w:cs="Arial"/>
+        </w:rPr>
+        <w:t>center</w:t>
+      </w:r>
+      <w:proofErr w:type="spellEnd"/>
+      <w:r>
+        <w:rPr>
+          <w:rFonts w:ascii="Arial" w:hAnsi="Arial" w:cs="Arial"/>
+        </w:rPr>
+        <w:t xml:space="preserve">, and </w:t>
+      </w:r>
+      <w:r>
+        <w:rPr>
+          <w:rStyle w:val="HTMLCode"/>
+          <w:rFonts w:ascii="Arial" w:hAnsi="Arial" w:cs="Arial"/>
+        </w:rPr>
+        <w:t xml:space="preserve">justify-content: </w:t>
+      </w:r>
+      <w:proofErr w:type="spellStart"/>
+      <w:r>
+        <w:rPr>
+          <w:rStyle w:val="HTMLCode"/>
+          <w:rFonts w:ascii="Arial" w:hAnsi="Arial" w:cs="Arial"/>
+        </w:rPr>
+        <w:t>center</w:t>
+      </w:r>
+      <w:proofErr w:type="spellEnd"/>
+      <w:r>
+        <w:rPr>
+          <w:rFonts w:ascii="Arial" w:hAnsi="Arial" w:cs="Arial"/>
+        </w:rPr>
+        <w:t xml:space="preserve"> with fixed width and height dimensions and </w:t>
+      </w:r>
+      <w:r>
+        <w:rPr>
+          <w:rStyle w:val="HTMLCode"/>
+          <w:rFonts w:ascii="Arial" w:hAnsi="Arial" w:cs="Arial"/>
+        </w:rPr>
+        <w:t>border-radius: 50%</w:t>
+      </w:r>
+      <w:r>
+        <w:rPr>
+          <w:rFonts w:ascii="Arial" w:hAnsi="Arial" w:cs="Arial"/>
+        </w:rPr>
+        <w:t>. Added hover effects so the borders light up when a user hovers over an icon.</w:t>
+      </w:r>
+    </w:p>
+    <w:p>
+      <w:pPr>
+        <w:ind w:firstLine="720"/>
+        <w:rPr>
+          <w:rFonts w:ascii="Arial" w:hAnsi="Arial" w:cs="Arial"/>
+          <w:sz w:val="28"/>
+          <w:szCs w:val="28"/>
+        </w:rPr>
+      </w:pPr>
+    </w:p>
     <w:sectPr>
       <w:pgSz w:w="11906" w:h="16838"/>
       <w:pgMar w:top="720" w:right="720" w:bottom="720" w:left="720" w:header="708" w:footer="708" w:gutter="0"/>
@@ -9967,6 +10854,155 @@
     </w:lvl>
   </w:abstractNum>
   <w:abstractNum w:abstractNumId="17" w15:restartNumberingAfterBreak="0">
+    <w:nsid w:val="70C0511E"/>
+    <w:multiLevelType w:val="multilevel"/>
+    <w:tmpl w:val="600ACF74"/>
+    <w:lvl w:ilvl="0">
+      <w:start w:val="1"/>
+      <w:numFmt w:val="bullet"/>
+      <w:lvlText w:val=""/>
+      <w:lvlJc w:val="left"/>
+      <w:pPr>
+        <w:tabs>
+          <w:tab w:val="num" w:pos="720"/>
+        </w:tabs>
+        <w:ind w:left="720" w:hanging="360"/>
+      </w:pPr>
+      <w:rPr>
+        <w:rFonts w:ascii="Symbol" w:hAnsi="Symbol" w:hint="default"/>
+        <w:sz w:val="20"/>
+      </w:rPr>
+    </w:lvl>
+    <w:lvl w:ilvl="1">
+      <w:start w:val="1"/>
+      <w:numFmt w:val="bullet"/>
+      <w:lvlText w:val="o"/>
+      <w:lvlJc w:val="left"/>
+      <w:pPr>
+        <w:tabs>
+          <w:tab w:val="num" w:pos="1440"/>
+        </w:tabs>
+        <w:ind w:left="1440" w:hanging="360"/>
+      </w:pPr>
+      <w:rPr>
+        <w:rFonts w:ascii="Courier New" w:hAnsi="Courier New" w:hint="default"/>
+        <w:sz w:val="20"/>
+      </w:rPr>
+    </w:lvl>
+    <w:lvl w:ilvl="2" w:tentative="1">
+      <w:start w:val="1"/>
+      <w:numFmt w:val="bullet"/>
+      <w:lvlText w:val=""/>
+      <w:lvlJc w:val="left"/>
+      <w:pPr>
+        <w:tabs>
+          <w:tab w:val="num" w:pos="2160"/>
+        </w:tabs>
+        <w:ind w:left="2160" w:hanging="360"/>
+      </w:pPr>
+      <w:rPr>
+        <w:rFonts w:ascii="Wingdings" w:hAnsi="Wingdings" w:hint="default"/>
+        <w:sz w:val="20"/>
+      </w:rPr>
+    </w:lvl>
+    <w:lvl w:ilvl="3" w:tentative="1">
+      <w:start w:val="1"/>
+      <w:numFmt w:val="bullet"/>
+      <w:lvlText w:val=""/>
+      <w:lvlJc w:val="left"/>
+      <w:pPr>
+        <w:tabs>
+          <w:tab w:val="num" w:pos="2880"/>
+        </w:tabs>
+        <w:ind w:left="2880" w:hanging="360"/>
+      </w:pPr>
+      <w:rPr>
+        <w:rFonts w:ascii="Wingdings" w:hAnsi="Wingdings" w:hint="default"/>
+        <w:sz w:val="20"/>
+      </w:rPr>
+    </w:lvl>
+    <w:lvl w:ilvl="4" w:tentative="1">
+      <w:start w:val="1"/>
+      <w:numFmt w:val="bullet"/>
+      <w:lvlText w:val=""/>
+      <w:lvlJc w:val="left"/>
+      <w:pPr>
+        <w:tabs>
+          <w:tab w:val="num" w:pos="3600"/>
+        </w:tabs>
+        <w:ind w:left="3600" w:hanging="360"/>
+      </w:pPr>
+      <w:rPr>
+        <w:rFonts w:ascii="Wingdings" w:hAnsi="Wingdings" w:hint="default"/>
+        <w:sz w:val="20"/>
+      </w:rPr>
+    </w:lvl>
+    <w:lvl w:ilvl="5" w:tentative="1">
+      <w:start w:val="1"/>
+      <w:numFmt w:val="bullet"/>
+      <w:lvlText w:val=""/>
+      <w:lvlJc w:val="left"/>
+      <w:pPr>
+        <w:tabs>
+          <w:tab w:val="num" w:pos="4320"/>
+        </w:tabs>
+        <w:ind w:left="4320" w:hanging="360"/>
+      </w:pPr>
+      <w:rPr>
+        <w:rFonts w:ascii="Wingdings" w:hAnsi="Wingdings" w:hint="default"/>
+        <w:sz w:val="20"/>
+      </w:rPr>
+    </w:lvl>
+    <w:lvl w:ilvl="6" w:tentative="1">
+      <w:start w:val="1"/>
+      <w:numFmt w:val="bullet"/>
+      <w:lvlText w:val=""/>
+      <w:lvlJc w:val="left"/>
+      <w:pPr>
+        <w:tabs>
+          <w:tab w:val="num" w:pos="5040"/>
+        </w:tabs>
+        <w:ind w:left="5040" w:hanging="360"/>
+      </w:pPr>
+      <w:rPr>
+        <w:rFonts w:ascii="Wingdings" w:hAnsi="Wingdings" w:hint="default"/>
+        <w:sz w:val="20"/>
+      </w:rPr>
+    </w:lvl>
+    <w:lvl w:ilvl="7" w:tentative="1">
+      <w:start w:val="1"/>
+      <w:numFmt w:val="bullet"/>
+      <w:lvlText w:val=""/>
+      <w:lvlJc w:val="left"/>
+      <w:pPr>
+        <w:tabs>
+          <w:tab w:val="num" w:pos="5760"/>
+        </w:tabs>
+        <w:ind w:left="5760" w:hanging="360"/>
+      </w:pPr>
+      <w:rPr>
+        <w:rFonts w:ascii="Wingdings" w:hAnsi="Wingdings" w:hint="default"/>
+        <w:sz w:val="20"/>
+      </w:rPr>
+    </w:lvl>
+    <w:lvl w:ilvl="8" w:tentative="1">
+      <w:start w:val="1"/>
+      <w:numFmt w:val="bullet"/>
+      <w:lvlText w:val=""/>
+      <w:lvlJc w:val="left"/>
+      <w:pPr>
+        <w:tabs>
+          <w:tab w:val="num" w:pos="6480"/>
+        </w:tabs>
+        <w:ind w:left="6480" w:hanging="360"/>
+      </w:pPr>
+      <w:rPr>
+        <w:rFonts w:ascii="Wingdings" w:hAnsi="Wingdings" w:hint="default"/>
+        <w:sz w:val="20"/>
+      </w:rPr>
+    </w:lvl>
+  </w:abstractNum>
+  <w:abstractNum w:abstractNumId="18" w15:restartNumberingAfterBreak="0">
     <w:nsid w:val="79CD6DBB"/>
     <w:multiLevelType w:val="multilevel"/>
     <w:tmpl w:val="CD98CBFE"/>
@@ -10115,7 +11151,7 @@
       </w:rPr>
     </w:lvl>
   </w:abstractNum>
-  <w:abstractNum w:abstractNumId="18" w15:restartNumberingAfterBreak="0">
+  <w:abstractNum w:abstractNumId="19" w15:restartNumberingAfterBreak="0">
     <w:nsid w:val="79E92075"/>
     <w:multiLevelType w:val="multilevel"/>
     <w:tmpl w:val="AECEB630"/>
@@ -10264,7 +11300,7 @@
       </w:rPr>
     </w:lvl>
   </w:abstractNum>
-  <w:abstractNum w:abstractNumId="19" w15:restartNumberingAfterBreak="0">
+  <w:abstractNum w:abstractNumId="20" w15:restartNumberingAfterBreak="0">
     <w:nsid w:val="7B844A61"/>
     <w:multiLevelType w:val="multilevel"/>
     <w:tmpl w:val="71A8DB8A"/>
@@ -10413,7 +11449,7 @@
       </w:rPr>
     </w:lvl>
   </w:abstractNum>
-  <w:abstractNum w:abstractNumId="20" w15:restartNumberingAfterBreak="0">
+  <w:abstractNum w:abstractNumId="21" w15:restartNumberingAfterBreak="0">
     <w:nsid w:val="7BC62158"/>
     <w:multiLevelType w:val="multilevel"/>
     <w:tmpl w:val="EBDCF854"/>
@@ -10563,7 +11599,7 @@
     </w:lvl>
   </w:abstractNum>
   <w:num w:numId="1">
-    <w:abstractNumId w:val="20"/>
+    <w:abstractNumId w:val="21"/>
   </w:num>
   <w:num w:numId="2">
     <w:abstractNumId w:val="8"/>
@@ -10581,7 +11617,7 @@
     <w:abstractNumId w:val="14"/>
   </w:num>
   <w:num w:numId="7">
-    <w:abstractNumId w:val="19"/>
+    <w:abstractNumId w:val="20"/>
   </w:num>
   <w:num w:numId="8">
     <w:abstractNumId w:val="16"/>
@@ -10614,16 +11650,19 @@
     <w:abstractNumId w:val="6"/>
   </w:num>
   <w:num w:numId="18">
-    <w:abstractNumId w:val="17"/>
+    <w:abstractNumId w:val="18"/>
   </w:num>
   <w:num w:numId="19">
     <w:abstractNumId w:val="0"/>
   </w:num>
   <w:num w:numId="20">
-    <w:abstractNumId w:val="18"/>
+    <w:abstractNumId w:val="19"/>
   </w:num>
   <w:num w:numId="21">
     <w:abstractNumId w:val="9"/>
+  </w:num>
+  <w:num w:numId="22">
+    <w:abstractNumId w:val="17"/>
   </w:num>
 </w:numbering>
 </file>
